--- a/docs/patent/word/final/04_要約書.docx
+++ b/docs/patent/word/final/04_要約書.docx
@@ -10,6 +10,11 @@
       <w:r>
         <w:t xml:space="preserve">【書類名】 要約書</w:t>
       </w:r>
+    </w:p>
+    <w:p>
+      <w:pPr>
+        <w:spacing w:after="120"/>
+      </w:pPr>
     </w:p>
     <w:p>
       <w:pPr>
